--- a/paper_etrij_261003/ko/논문_국문_v0.3.docx
+++ b/paper_etrij_261003/ko/논문_국문_v0.3.docx
@@ -314,13 +314,13 @@
           <w:sz w:val="20"/>
           <w:vertAlign w:val="subscript"/>
         </w:rPr>
-        <w:t>K_{i</w:t>
-      </w:r>
-      <w:r>
-        <w:rPr>
-          <w:sz w:val="20"/>
-        </w:rPr>
-        <w:t>←O</w:t>
+        <w:t>Ki←Oi</w:t>
+      </w:r>
+      <w:r>
+        <w:rPr>
+          <w:sz w:val="20"/>
+        </w:rPr>
+        <w:t>, p</w:t>
       </w:r>
       <w:r>
         <w:rPr>
@@ -333,7 +333,7 @@
         <w:rPr>
           <w:sz w:val="20"/>
         </w:rPr>
-        <w:t>}, p</w:t>
+        <w:t>, C</w:t>
       </w:r>
       <w:r>
         <w:rPr>
@@ -346,46 +346,20 @@
         <w:rPr>
           <w:sz w:val="20"/>
         </w:rPr>
-        <w:t>, C</w:t>
+        <w:t>}로 저장한다. 루프 클로저는 다시 보내는 키프레임 목록으로 키프레임 자세만 바꾸므로, T</w:t>
       </w:r>
       <w:r>
         <w:rPr>
           <w:sz w:val="20"/>
           <w:vertAlign w:val="subscript"/>
         </w:rPr>
-        <w:t>i</w:t>
-      </w:r>
-      <w:r>
-        <w:rPr>
-          <w:sz w:val="20"/>
-        </w:rPr>
-        <w:t>}로 저장한다. 루프 클로저는 다시 보내는 키프레임 목록으로 키프레임 자세만 바꾸므로, T</w:t>
-      </w:r>
-      <w:r>
-        <w:rPr>
-          <w:sz w:val="20"/>
-          <w:vertAlign w:val="subscript"/>
-        </w:rPr>
-        <w:t>K_{i</w:t>
-      </w:r>
-      <w:r>
-        <w:rPr>
-          <w:sz w:val="20"/>
-        </w:rPr>
-        <w:t>←O</w:t>
-      </w:r>
-      <w:r>
-        <w:rPr>
-          <w:sz w:val="20"/>
-          <w:vertAlign w:val="subscript"/>
-        </w:rPr>
-        <w:t>i</w:t>
-      </w:r>
-      <w:r>
-        <w:rPr>
-          <w:sz w:val="20"/>
-        </w:rPr>
-        <w:t>}는 그대로인 채 모든 물체가 보정을 따라가고, 존재확률로 보이지 않는 동안에도 물체를 기억한다.</w:t>
+        <w:t>Ki←Oi</w:t>
+      </w:r>
+      <w:r>
+        <w:rPr>
+          <w:sz w:val="20"/>
+        </w:rPr>
+        <w:t>는 그대로인 채 모든 물체가 보정을 따라가고, 존재확률로 보이지 않는 동안에도 물체를 기억한다.</w:t>
       </w:r>
     </w:p>
     <w:p>
@@ -990,13 +964,13 @@
           <w:sz w:val="20"/>
           <w:vertAlign w:val="subscript"/>
         </w:rPr>
-        <w:t>W←K_{ref</w:t>
-      </w:r>
-      <w:r>
-        <w:rPr>
-          <w:sz w:val="20"/>
-        </w:rPr>
-        <w:t>})를 추적 스레드에서 읽어 보내고, 모든 키프레임 목록을 1초마다, 지도 변경 직후, 그리고 0.5초·3초 뒤에 다시 보낸다. 전역 번들 조정이 루프 클로저 수 초 뒤에 끝나기 때문이다. 목록에서 빠진 키프레임은 정리된 것으로 본다.</w:t>
+        <w:t>W←Kref</w:t>
+      </w:r>
+      <w:r>
+        <w:rPr>
+          <w:sz w:val="20"/>
+        </w:rPr>
+        <w:t>)를 추적 스레드에서 읽어 보내고, 모든 키프레임 목록을 1초마다, 지도 변경 직후, 그리고 0.5초·3초 뒤에 다시 보낸다. 전역 번들 조정이 루프 클로저 수 초 뒤에 끝나기 때문이다. 목록에서 빠진 키프레임은 정리된 것으로 본다.</w:t>
       </w:r>
     </w:p>
     <w:p>
@@ -1706,7 +1680,7 @@
           <w:sz w:val="20"/>
           <w:vertAlign w:val="subscript"/>
         </w:rPr>
-        <w:t>K_{i</w:t>
+        <w:t>Ki←Oi</w:t>
       </w:r>
       <w:r>
         <w:rPr>
@@ -1714,24 +1688,7 @@
           <w:i w:val="0"/>
           <w:sz w:val="20"/>
         </w:rPr>
-        <w:t>←O</w:t>
-      </w:r>
-      <w:r>
-        <w:rPr>
-          <w:rFonts w:ascii="Cambria Math" w:hAnsi="Cambria Math"/>
-          <w:i w:val="0"/>
-          <w:sz w:val="20"/>
-          <w:vertAlign w:val="subscript"/>
-        </w:rPr>
-        <w:t>i</w:t>
-      </w:r>
-      <w:r>
-        <w:rPr>
-          <w:rFonts w:ascii="Cambria Math" w:hAnsi="Cambria Math"/>
-          <w:i w:val="0"/>
-          <w:sz w:val="20"/>
-        </w:rPr>
-        <w:t>}, p</w:t>
+        <w:t>, p</w:t>
       </w:r>
       <w:r>
         <w:rPr>
@@ -1818,13 +1775,13 @@
           <w:sz w:val="20"/>
           <w:vertAlign w:val="subscript"/>
         </w:rPr>
-        <w:t>K_{i</w:t>
-      </w:r>
-      <w:r>
-        <w:rPr>
-          <w:sz w:val="20"/>
-        </w:rPr>
-        <w:t>←O</w:t>
+        <w:t>Ki←Oi</w:t>
+      </w:r>
+      <w:r>
+        <w:rPr>
+          <w:sz w:val="20"/>
+        </w:rPr>
+        <w:t>는 상대 자세, p</w:t>
       </w:r>
       <w:r>
         <w:rPr>
@@ -1837,7 +1794,7 @@
         <w:rPr>
           <w:sz w:val="20"/>
         </w:rPr>
-        <w:t>}는 상대 자세, p</w:t>
+        <w:t>는 존재확률, C</w:t>
       </w:r>
       <w:r>
         <w:rPr>
@@ -1850,7 +1807,7 @@
         <w:rPr>
           <w:sz w:val="20"/>
         </w:rPr>
-        <w:t>는 존재확률, C</w:t>
+        <w:t>는 종류이며 관측 수 n</w:t>
       </w:r>
       <w:r>
         <w:rPr>
@@ -1863,7 +1820,7 @@
         <w:rPr>
           <w:sz w:val="20"/>
         </w:rPr>
-        <w:t>는 종류이며 관측 기록을 함께 둔다. 지도 좌표의 자세는 저장하지 않고 필요할 때 다음과 같이 계산한다.</w:t>
+        <w:t>와 관측 기록을 함께 둔다. 지도 좌표의 자세는 저장하지 않고 필요할 때 다음과 같이 계산한다.</w:t>
       </w:r>
     </w:p>
     <w:p>
@@ -1899,7 +1856,7 @@
           <w:sz w:val="20"/>
           <w:vertAlign w:val="subscript"/>
         </w:rPr>
-        <w:t>W←O_{i</w:t>
+        <w:t>W←Oi</w:t>
       </w:r>
       <w:r>
         <w:rPr>
@@ -1907,7 +1864,7 @@
           <w:i w:val="0"/>
           <w:sz w:val="20"/>
         </w:rPr>
-        <w:t>} = T</w:t>
+        <w:t xml:space="preserve"> = T</w:t>
       </w:r>
       <w:r>
         <w:rPr>
@@ -1916,7 +1873,7 @@
           <w:sz w:val="20"/>
           <w:vertAlign w:val="subscript"/>
         </w:rPr>
-        <w:t>W←K_{i</w:t>
+        <w:t>W←Ki</w:t>
       </w:r>
       <w:r>
         <w:rPr>
@@ -1924,7 +1881,7 @@
           <w:i w:val="0"/>
           <w:sz w:val="20"/>
         </w:rPr>
-        <w:t>} · T</w:t>
+        <w:t xml:space="preserve"> · T</w:t>
       </w:r>
       <w:r>
         <w:rPr>
@@ -1933,32 +1890,7 @@
           <w:sz w:val="20"/>
           <w:vertAlign w:val="subscript"/>
         </w:rPr>
-        <w:t>K_{i</w:t>
-      </w:r>
-      <w:r>
-        <w:rPr>
-          <w:rFonts w:ascii="Cambria Math" w:hAnsi="Cambria Math"/>
-          <w:i w:val="0"/>
-          <w:sz w:val="20"/>
-        </w:rPr>
-        <w:t>←O</w:t>
-      </w:r>
-      <w:r>
-        <w:rPr>
-          <w:rFonts w:ascii="Cambria Math" w:hAnsi="Cambria Math"/>
-          <w:i w:val="0"/>
-          <w:sz w:val="20"/>
-          <w:vertAlign w:val="subscript"/>
-        </w:rPr>
-        <w:t>i</w:t>
-      </w:r>
-      <w:r>
-        <w:rPr>
-          <w:rFonts w:ascii="Cambria Math" w:hAnsi="Cambria Math"/>
-          <w:i w:val="0"/>
-          <w:sz w:val="20"/>
-        </w:rPr>
-        <w:t>}</w:t>
+        <w:t>Ki←Oi</w:t>
       </w:r>
       <w:r>
         <w:rPr>
@@ -1976,64 +1908,68 @@
       </w:pPr>
       <w:r>
         <w:rPr>
-          <w:sz w:val="20"/>
-        </w:rPr>
-        <w:t xml:space="preserve">새 관측은 같은 종류이면서 0.15 m 안의 물체와 가까운 쌍부터 1:1로 연결한다. 상자형 물체는 180° 뒤집힌 답이 잦아 회전은 연결 조건에서 뺀다. 위치는 관측의 누적 평균, 방향은 30° 안 최다 득표로 정한다. 존재확률로 후보(생성 시 p = 0.7, 표시 안 함), 확정(관측 2회 이상, p &gt; 0.6), 놓침(p &lt; 0.3), 장기 기억(p &lt; 0.05, 관측 5회 이상), 삭제를 정한다. 물체가 시야 안에 </w:t>
-      </w:r>
-      <w:r>
-        <w:rPr>
-          <w:i/>
-          <w:sz w:val="20"/>
-        </w:rPr>
-        <w:t>그리고</w:t>
-      </w:r>
-      <w:r>
-        <w:rPr>
-          <w:sz w:val="20"/>
-        </w:rPr>
-        <w:t xml:space="preserve"> 검출 가능 거리 안에 있을 때만 미검출로 베이즈 갱신하며, 놓침·장기 기억 물체도 연결 후보로 남겨 다시 보이면 같은 번호를 되찾는다. 같은 종류 두 물체 중 관측이 5배 이상 적은 쪽은 중복으로 숨긴다. 사무실 주행은 확정 물체 8개(관측 14~29회)와 숨긴 후보 2개로 끝났다.</w:t>
-      </w:r>
-    </w:p>
-    <w:p>
-      <w:pPr>
-        <w:keepNext/>
-        <w:spacing w:before="120" w:after="60" w:line="240" w:lineRule="auto"/>
-        <w:ind w:firstLine="0"/>
-        <w:jc w:val="left"/>
-      </w:pPr>
-      <w:r>
-        <w:rPr>
           <w:b/>
-          <w:i/>
-          <w:sz w:val="20"/>
-        </w:rPr>
-        <w:t>5.2 | 루프 클로저 갱신</w:t>
-      </w:r>
-    </w:p>
-    <w:p>
-      <w:pPr>
-        <w:spacing w:before="0" w:after="0" w:line="240" w:lineRule="auto"/>
-        <w:ind w:firstLine="0"/>
-        <w:jc w:val="both"/>
-      </w:pPr>
-      <w:r>
-        <w:rPr>
-          <w:sz w:val="20"/>
-        </w:rPr>
-        <w:t>SLAM이 키프레임을 보정하면(그림 1의 6번) 다음 키프레임 목록이 보정된 자세 T′</w:t>
+          <w:sz w:val="20"/>
+        </w:rPr>
+        <w:t>존재확률.</w:t>
+      </w:r>
+      <w:r>
+        <w:rPr>
+          <w:sz w:val="20"/>
+        </w:rPr>
+        <w:t xml:space="preserve"> 인식 프레임 k 뒤 물체 i가 있을 확률을 p</w:t>
       </w:r>
       <w:r>
         <w:rPr>
           <w:sz w:val="20"/>
           <w:vertAlign w:val="subscript"/>
         </w:rPr>
-        <w:t>W←K_{i</w:t>
-      </w:r>
-      <w:r>
-        <w:rPr>
-          <w:sz w:val="20"/>
-        </w:rPr>
-        <w:t>}를 실어 오고, 모든 물체는 다음과 같이 갱신된다.</w:t>
+        <w:t>i,k</w:t>
+      </w:r>
+      <w:r>
+        <w:rPr>
+          <w:sz w:val="20"/>
+        </w:rPr>
+        <w:t>, 그 로그 오즈를 ℓ</w:t>
+      </w:r>
+      <w:r>
+        <w:rPr>
+          <w:sz w:val="20"/>
+          <w:vertAlign w:val="subscript"/>
+        </w:rPr>
+        <w:t>i,k</w:t>
+      </w:r>
+      <w:r>
+        <w:rPr>
+          <w:sz w:val="20"/>
+        </w:rPr>
+        <w:t xml:space="preserve"> = ln(p</w:t>
+      </w:r>
+      <w:r>
+        <w:rPr>
+          <w:sz w:val="20"/>
+          <w:vertAlign w:val="subscript"/>
+        </w:rPr>
+        <w:t>i,k</w:t>
+      </w:r>
+      <w:r>
+        <w:rPr>
+          <w:sz w:val="20"/>
+        </w:rPr>
+        <w:t xml:space="preserve"> / (1 − p</w:t>
+      </w:r>
+      <w:r>
+        <w:rPr>
+          <w:sz w:val="20"/>
+          <w:vertAlign w:val="subscript"/>
+        </w:rPr>
+        <w:t>i,k</w:t>
+      </w:r>
+      <w:r>
+        <w:rPr>
+          <w:sz w:val="20"/>
+        </w:rPr>
+        <w:t>))라 한다. 미검출은 물체를 검출할 수 있었을 때만 증거가 된다. 촬영 시각 인식 카메라 좌표의 물체 중심을 (x, y, z), 그 투영을 (u, v)라 하면 프레임 k의 검출 확률은 다음과 같다.</w:t>
       </w:r>
     </w:p>
     <w:p>
@@ -2060,7 +1996,7 @@
           <w:i w:val="0"/>
           <w:sz w:val="20"/>
         </w:rPr>
-        <w:t>T′</w:t>
+        <w:t>P</w:t>
       </w:r>
       <w:r>
         <w:rPr>
@@ -2069,7 +2005,7 @@
           <w:sz w:val="20"/>
           <w:vertAlign w:val="subscript"/>
         </w:rPr>
-        <w:t>W←O_{i</w:t>
+        <w:t>D,k</w:t>
       </w:r>
       <w:r>
         <w:rPr>
@@ -2077,7 +2013,7 @@
           <w:i w:val="0"/>
           <w:sz w:val="20"/>
         </w:rPr>
-        <w:t>} = T′</w:t>
+        <w:t xml:space="preserve"> = P</w:t>
       </w:r>
       <w:r>
         <w:rPr>
@@ -2086,7 +2022,7 @@
           <w:sz w:val="20"/>
           <w:vertAlign w:val="subscript"/>
         </w:rPr>
-        <w:t>W←K_{i</w:t>
+        <w:t>D</w:t>
       </w:r>
       <w:r>
         <w:rPr>
@@ -2094,7 +2030,7 @@
           <w:i w:val="0"/>
           <w:sz w:val="20"/>
         </w:rPr>
-        <w:t>} · T</w:t>
+        <w:t xml:space="preserve"> · 𝟙[0 &lt; z ≤ z</w:t>
       </w:r>
       <w:r>
         <w:rPr>
@@ -2103,7 +2039,7 @@
           <w:sz w:val="20"/>
           <w:vertAlign w:val="subscript"/>
         </w:rPr>
-        <w:t>K_{i</w:t>
+        <w:t>max</w:t>
       </w:r>
       <w:r>
         <w:rPr>
@@ -2111,24 +2047,7 @@
           <w:i w:val="0"/>
           <w:sz w:val="20"/>
         </w:rPr>
-        <w:t>←O</w:t>
-      </w:r>
-      <w:r>
-        <w:rPr>
-          <w:rFonts w:ascii="Cambria Math" w:hAnsi="Cambria Math"/>
-          <w:i w:val="0"/>
-          <w:sz w:val="20"/>
-          <w:vertAlign w:val="subscript"/>
-        </w:rPr>
-        <w:t>i</w:t>
-      </w:r>
-      <w:r>
-        <w:rPr>
-          <w:rFonts w:ascii="Cambria Math" w:hAnsi="Cambria Math"/>
-          <w:i w:val="0"/>
-          <w:sz w:val="20"/>
-        </w:rPr>
-        <w:t>}</w:t>
+        <w:t>] · 𝟙[(u, v) ∈ Ω]</w:t>
       </w:r>
       <w:r>
         <w:rPr>
@@ -2148,6 +2067,936 @@
         <w:rPr>
           <w:sz w:val="20"/>
         </w:rPr>
+        <w:t>P</w:t>
+      </w:r>
+      <w:r>
+        <w:rPr>
+          <w:sz w:val="20"/>
+          <w:vertAlign w:val="subscript"/>
+        </w:rPr>
+        <w:t>D</w:t>
+      </w:r>
+      <w:r>
+        <w:rPr>
+          <w:sz w:val="20"/>
+        </w:rPr>
+        <w:t>는 보이는 물체를 한 프레임에서 검출할 비율, z</w:t>
+      </w:r>
+      <w:r>
+        <w:rPr>
+          <w:sz w:val="20"/>
+          <w:vertAlign w:val="subscript"/>
+        </w:rPr>
+        <w:t>max</w:t>
+      </w:r>
+      <w:r>
+        <w:rPr>
+          <w:sz w:val="20"/>
+        </w:rPr>
+        <w:t xml:space="preserve"> = 1.5 m는 인식기의 검출 거리, Ω는 가장자리 5%를 뺀 영상 영역이다. 물체가 있으면 확률 P</w:t>
+      </w:r>
+      <w:r>
+        <w:rPr>
+          <w:sz w:val="20"/>
+          <w:vertAlign w:val="subscript"/>
+        </w:rPr>
+        <w:t>D,k</w:t>
+      </w:r>
+      <w:r>
+        <w:rPr>
+          <w:sz w:val="20"/>
+        </w:rPr>
+        <w:t>로 검출되고, 없으면 연결된 검출의 상대 가능도는 c이다. 베이즈 규칙으로 검출되어 연결된 경우와 놓친 경우는 각각 다음과 같다.</w:t>
+      </w:r>
+    </w:p>
+    <w:p>
+      <w:pPr>
+        <w:tabs>
+          <w:tab w:pos="2324" w:val="center"/>
+          <w:tab w:pos="4649" w:val="right"/>
+        </w:tabs>
+        <w:spacing w:before="60" w:after="60" w:line="240" w:lineRule="auto"/>
+        <w:ind w:firstLine="0"/>
+        <w:jc w:val="left"/>
+      </w:pPr>
+      <w:r>
+        <w:rPr>
+          <w:rFonts w:ascii="Cambria Math" w:hAnsi="Cambria Math"/>
+          <w:i w:val="0"/>
+          <w:sz w:val="20"/>
+        </w:rPr>
+        <w:tab/>
+      </w:r>
+      <w:r>
+        <w:rPr>
+          <w:rFonts w:ascii="Cambria Math" w:hAnsi="Cambria Math"/>
+          <w:i w:val="0"/>
+          <w:sz w:val="20"/>
+        </w:rPr>
+        <w:t>p′ = p P</w:t>
+      </w:r>
+      <w:r>
+        <w:rPr>
+          <w:rFonts w:ascii="Cambria Math" w:hAnsi="Cambria Math"/>
+          <w:i w:val="0"/>
+          <w:sz w:val="20"/>
+          <w:vertAlign w:val="subscript"/>
+        </w:rPr>
+        <w:t>D</w:t>
+      </w:r>
+      <w:r>
+        <w:rPr>
+          <w:rFonts w:ascii="Cambria Math" w:hAnsi="Cambria Math"/>
+          <w:i w:val="0"/>
+          <w:sz w:val="20"/>
+        </w:rPr>
+        <w:t xml:space="preserve"> / ( p P</w:t>
+      </w:r>
+      <w:r>
+        <w:rPr>
+          <w:rFonts w:ascii="Cambria Math" w:hAnsi="Cambria Math"/>
+          <w:i w:val="0"/>
+          <w:sz w:val="20"/>
+          <w:vertAlign w:val="subscript"/>
+        </w:rPr>
+        <w:t>D</w:t>
+      </w:r>
+      <w:r>
+        <w:rPr>
+          <w:rFonts w:ascii="Cambria Math" w:hAnsi="Cambria Math"/>
+          <w:i w:val="0"/>
+          <w:sz w:val="20"/>
+        </w:rPr>
+        <w:t xml:space="preserve"> + (1 − p) c )</w:t>
+      </w:r>
+      <w:r>
+        <w:rPr>
+          <w:sz w:val="20"/>
+        </w:rPr>
+        <w:tab/>
+        <w:t>(6)</w:t>
+      </w:r>
+    </w:p>
+    <w:p>
+      <w:pPr>
+        <w:tabs>
+          <w:tab w:pos="2324" w:val="center"/>
+          <w:tab w:pos="4649" w:val="right"/>
+        </w:tabs>
+        <w:spacing w:before="60" w:after="60" w:line="240" w:lineRule="auto"/>
+        <w:ind w:firstLine="0"/>
+        <w:jc w:val="left"/>
+      </w:pPr>
+      <w:r>
+        <w:rPr>
+          <w:rFonts w:ascii="Cambria Math" w:hAnsi="Cambria Math"/>
+          <w:i w:val="0"/>
+          <w:sz w:val="20"/>
+        </w:rPr>
+        <w:tab/>
+      </w:r>
+      <w:r>
+        <w:rPr>
+          <w:rFonts w:ascii="Cambria Math" w:hAnsi="Cambria Math"/>
+          <w:i w:val="0"/>
+          <w:sz w:val="20"/>
+        </w:rPr>
+        <w:t>p′ = p (1 − P</w:t>
+      </w:r>
+      <w:r>
+        <w:rPr>
+          <w:rFonts w:ascii="Cambria Math" w:hAnsi="Cambria Math"/>
+          <w:i w:val="0"/>
+          <w:sz w:val="20"/>
+          <w:vertAlign w:val="subscript"/>
+        </w:rPr>
+        <w:t>D,k</w:t>
+      </w:r>
+      <w:r>
+        <w:rPr>
+          <w:rFonts w:ascii="Cambria Math" w:hAnsi="Cambria Math"/>
+          <w:i w:val="0"/>
+          <w:sz w:val="20"/>
+        </w:rPr>
+        <w:t>) / ( 1 − p P</w:t>
+      </w:r>
+      <w:r>
+        <w:rPr>
+          <w:rFonts w:ascii="Cambria Math" w:hAnsi="Cambria Math"/>
+          <w:i w:val="0"/>
+          <w:sz w:val="20"/>
+          <w:vertAlign w:val="subscript"/>
+        </w:rPr>
+        <w:t>D,k</w:t>
+      </w:r>
+      <w:r>
+        <w:rPr>
+          <w:rFonts w:ascii="Cambria Math" w:hAnsi="Cambria Math"/>
+          <w:i w:val="0"/>
+          <w:sz w:val="20"/>
+        </w:rPr>
+        <w:t xml:space="preserve"> )</w:t>
+      </w:r>
+      <w:r>
+        <w:rPr>
+          <w:sz w:val="20"/>
+        </w:rPr>
+        <w:tab/>
+        <w:t>(7)</w:t>
+      </w:r>
+    </w:p>
+    <w:p>
+      <w:pPr>
+        <w:spacing w:before="0" w:after="0" w:line="240" w:lineRule="auto"/>
+        <w:ind w:firstLine="0"/>
+        <w:jc w:val="both"/>
+      </w:pPr>
+      <w:r>
+        <w:rPr>
+          <w:sz w:val="20"/>
+        </w:rPr>
+        <w:t>식 (7)에서 1 − p′ = (1 − p) / (1 − p P</w:t>
+      </w:r>
+      <w:r>
+        <w:rPr>
+          <w:sz w:val="20"/>
+          <w:vertAlign w:val="subscript"/>
+        </w:rPr>
+        <w:t>D,k</w:t>
+      </w:r>
+      <w:r>
+        <w:rPr>
+          <w:sz w:val="20"/>
+        </w:rPr>
+        <w:t>)이므로 두 갱신은 모두 오즈를 곱하며, 로그 오즈로는 더하기가 된다.</w:t>
+      </w:r>
+    </w:p>
+    <w:p>
+      <w:pPr>
+        <w:tabs>
+          <w:tab w:pos="2324" w:val="center"/>
+          <w:tab w:pos="4649" w:val="right"/>
+        </w:tabs>
+        <w:spacing w:before="60" w:after="60" w:line="240" w:lineRule="auto"/>
+        <w:ind w:firstLine="0"/>
+        <w:jc w:val="left"/>
+      </w:pPr>
+      <w:r>
+        <w:rPr>
+          <w:rFonts w:ascii="Cambria Math" w:hAnsi="Cambria Math"/>
+          <w:i w:val="0"/>
+          <w:sz w:val="20"/>
+        </w:rPr>
+        <w:tab/>
+      </w:r>
+      <w:r>
+        <w:rPr>
+          <w:rFonts w:ascii="Cambria Math" w:hAnsi="Cambria Math"/>
+          <w:i w:val="0"/>
+          <w:sz w:val="20"/>
+        </w:rPr>
+        <w:t>ℓ′ = ℓ + ln(P</w:t>
+      </w:r>
+      <w:r>
+        <w:rPr>
+          <w:rFonts w:ascii="Cambria Math" w:hAnsi="Cambria Math"/>
+          <w:i w:val="0"/>
+          <w:sz w:val="20"/>
+          <w:vertAlign w:val="subscript"/>
+        </w:rPr>
+        <w:t>D</w:t>
+      </w:r>
+      <w:r>
+        <w:rPr>
+          <w:rFonts w:ascii="Cambria Math" w:hAnsi="Cambria Math"/>
+          <w:i w:val="0"/>
+          <w:sz w:val="20"/>
+        </w:rPr>
+        <w:t xml:space="preserve"> / c)   (검출)</w:t>
+      </w:r>
+      <w:r>
+        <w:rPr>
+          <w:sz w:val="20"/>
+        </w:rPr>
+        <w:tab/>
+        <w:t>(8)</w:t>
+      </w:r>
+    </w:p>
+    <w:p>
+      <w:pPr>
+        <w:tabs>
+          <w:tab w:pos="2324" w:val="center"/>
+          <w:tab w:pos="4649" w:val="right"/>
+        </w:tabs>
+        <w:spacing w:before="60" w:after="60" w:line="240" w:lineRule="auto"/>
+        <w:ind w:firstLine="0"/>
+        <w:jc w:val="left"/>
+      </w:pPr>
+      <w:r>
+        <w:rPr>
+          <w:rFonts w:ascii="Cambria Math" w:hAnsi="Cambria Math"/>
+          <w:i w:val="0"/>
+          <w:sz w:val="20"/>
+        </w:rPr>
+        <w:tab/>
+      </w:r>
+      <w:r>
+        <w:rPr>
+          <w:rFonts w:ascii="Cambria Math" w:hAnsi="Cambria Math"/>
+          <w:i w:val="0"/>
+          <w:sz w:val="20"/>
+        </w:rPr>
+        <w:t>ℓ′ = ℓ + ln(1 − P</w:t>
+      </w:r>
+      <w:r>
+        <w:rPr>
+          <w:rFonts w:ascii="Cambria Math" w:hAnsi="Cambria Math"/>
+          <w:i w:val="0"/>
+          <w:sz w:val="20"/>
+          <w:vertAlign w:val="subscript"/>
+        </w:rPr>
+        <w:t>D,k</w:t>
+      </w:r>
+      <w:r>
+        <w:rPr>
+          <w:rFonts w:ascii="Cambria Math" w:hAnsi="Cambria Math"/>
+          <w:i w:val="0"/>
+          <w:sz w:val="20"/>
+        </w:rPr>
+        <w:t>)   (미검출)</w:t>
+      </w:r>
+      <w:r>
+        <w:rPr>
+          <w:sz w:val="20"/>
+        </w:rPr>
+        <w:tab/>
+        <w:t>(9)</w:t>
+      </w:r>
+    </w:p>
+    <w:p>
+      <w:pPr>
+        <w:spacing w:before="0" w:after="0" w:line="240" w:lineRule="auto"/>
+        <w:ind w:firstLine="0"/>
+        <w:jc w:val="both"/>
+      </w:pPr>
+      <w:r>
+        <w:rPr>
+          <w:sz w:val="20"/>
+        </w:rPr>
+        <w:t>ℓ ≤ ln 99로 제한한다. P</w:t>
+      </w:r>
+      <w:r>
+        <w:rPr>
+          <w:sz w:val="20"/>
+          <w:vertAlign w:val="subscript"/>
+        </w:rPr>
+        <w:t>D</w:t>
+      </w:r>
+      <w:r>
+        <w:rPr>
+          <w:sz w:val="20"/>
+        </w:rPr>
+        <w:t xml:space="preserve"> = 0.08, c = 0.01[7.2절 실행 값 확인 필요]이면 검출마다 2.079를 더하고, 보이는데 놓칠 때마다 0.083을 뺀다. 시야나 거리 밖에서는 P</w:t>
+      </w:r>
+      <w:r>
+        <w:rPr>
+          <w:sz w:val="20"/>
+          <w:vertAlign w:val="subscript"/>
+        </w:rPr>
+        <w:t>D,k</w:t>
+      </w:r>
+      <w:r>
+        <w:rPr>
+          <w:sz w:val="20"/>
+        </w:rPr>
+        <w:t xml:space="preserve"> = 0이라 ℓ이 바뀌지 않으므로 보이지 않는 물체는 잊히지 않는다. 보이는 프레임 중 검출되는 비율을 q라 하면 로그 오즈의 기댓값이 줄지 않을 조건은 q ≥ q*이며, 여기서</w:t>
+      </w:r>
+    </w:p>
+    <w:p>
+      <w:pPr>
+        <w:tabs>
+          <w:tab w:pos="2324" w:val="center"/>
+          <w:tab w:pos="4649" w:val="right"/>
+        </w:tabs>
+        <w:spacing w:before="60" w:after="60" w:line="240" w:lineRule="auto"/>
+        <w:ind w:firstLine="0"/>
+        <w:jc w:val="left"/>
+      </w:pPr>
+      <w:r>
+        <w:rPr>
+          <w:rFonts w:ascii="Cambria Math" w:hAnsi="Cambria Math"/>
+          <w:i w:val="0"/>
+          <w:sz w:val="20"/>
+        </w:rPr>
+        <w:tab/>
+      </w:r>
+      <w:r>
+        <w:rPr>
+          <w:rFonts w:ascii="Cambria Math" w:hAnsi="Cambria Math"/>
+          <w:i w:val="0"/>
+          <w:sz w:val="20"/>
+        </w:rPr>
+        <w:t>q* = −ln(1 − P</w:t>
+      </w:r>
+      <w:r>
+        <w:rPr>
+          <w:rFonts w:ascii="Cambria Math" w:hAnsi="Cambria Math"/>
+          <w:i w:val="0"/>
+          <w:sz w:val="20"/>
+          <w:vertAlign w:val="subscript"/>
+        </w:rPr>
+        <w:t>D</w:t>
+      </w:r>
+      <w:r>
+        <w:rPr>
+          <w:rFonts w:ascii="Cambria Math" w:hAnsi="Cambria Math"/>
+          <w:i w:val="0"/>
+          <w:sz w:val="20"/>
+        </w:rPr>
+        <w:t>) / ln[P</w:t>
+      </w:r>
+      <w:r>
+        <w:rPr>
+          <w:rFonts w:ascii="Cambria Math" w:hAnsi="Cambria Math"/>
+          <w:i w:val="0"/>
+          <w:sz w:val="20"/>
+          <w:vertAlign w:val="subscript"/>
+        </w:rPr>
+        <w:t>D</w:t>
+      </w:r>
+      <w:r>
+        <w:rPr>
+          <w:rFonts w:ascii="Cambria Math" w:hAnsi="Cambria Math"/>
+          <w:i w:val="0"/>
+          <w:sz w:val="20"/>
+        </w:rPr>
+        <w:t xml:space="preserve"> / (c(1 − P</w:t>
+      </w:r>
+      <w:r>
+        <w:rPr>
+          <w:rFonts w:ascii="Cambria Math" w:hAnsi="Cambria Math"/>
+          <w:i w:val="0"/>
+          <w:sz w:val="20"/>
+          <w:vertAlign w:val="subscript"/>
+        </w:rPr>
+        <w:t>D</w:t>
+      </w:r>
+      <w:r>
+        <w:rPr>
+          <w:rFonts w:ascii="Cambria Math" w:hAnsi="Cambria Math"/>
+          <w:i w:val="0"/>
+          <w:sz w:val="20"/>
+        </w:rPr>
+        <w:t>))]</w:t>
+      </w:r>
+      <w:r>
+        <w:rPr>
+          <w:sz w:val="20"/>
+        </w:rPr>
+        <w:tab/>
+        <w:t>(10)</w:t>
+      </w:r>
+    </w:p>
+    <w:p>
+      <w:pPr>
+        <w:spacing w:before="0" w:after="0" w:line="240" w:lineRule="auto"/>
+        <w:ind w:firstLine="0"/>
+        <w:jc w:val="both"/>
+      </w:pPr>
+      <w:r>
+        <w:rPr>
+          <w:sz w:val="20"/>
+        </w:rPr>
+        <w:t>이 값은 3.86%로, 측정한 프레임당 검출률보다 낮다[확인 필요].</w:t>
+      </w:r>
+    </w:p>
+    <w:p>
+      <w:pPr>
+        <w:spacing w:before="0" w:after="0" w:line="240" w:lineRule="auto"/>
+        <w:ind w:firstLine="227"/>
+        <w:jc w:val="both"/>
+      </w:pPr>
+      <w:r>
+        <w:rPr>
+          <w:b/>
+          <w:sz w:val="20"/>
+        </w:rPr>
+        <w:t>상태.</w:t>
+      </w:r>
+      <w:r>
+        <w:rPr>
+          <w:sz w:val="20"/>
+        </w:rPr>
+        <w:t xml:space="preserve"> 상태 s</w:t>
+      </w:r>
+      <w:r>
+        <w:rPr>
+          <w:sz w:val="20"/>
+          <w:vertAlign w:val="subscript"/>
+        </w:rPr>
+        <w:t>i</w:t>
+      </w:r>
+      <w:r>
+        <w:rPr>
+          <w:sz w:val="20"/>
+        </w:rPr>
+        <w:t xml:space="preserve"> ∈ {후보 T, 확정 A, 놓침 L, 장기 기억 M, 삭제 D}는 매 프레임 연결·갱신 뒤 p</w:t>
+      </w:r>
+      <w:r>
+        <w:rPr>
+          <w:sz w:val="20"/>
+          <w:vertAlign w:val="subscript"/>
+        </w:rPr>
+        <w:t>i</w:t>
+      </w:r>
+      <w:r>
+        <w:rPr>
+          <w:sz w:val="20"/>
+        </w:rPr>
+        <w:t>가 고정 임계값을 지날 때 바뀐다. 연결되지 않은 관측은 s = T, p = 0.7(ℓ = 0.847), n = 1인 물체를 만든다. 이후 n ≥ 2이고 p &gt; 0.6이면 T → A, p &lt; 0.3이면 A → L, p &lt; 0.05이고 n ≥ 5이면 L → M(이후 미검출 무시), p &lt; 0.05이고 n &lt; 5이면 L → D, p &lt; 0.05이거나 생성 뒤 100프레임이면 T → D, 다시 검출되면 L 또는 M → A이다. 식 (8)·(9)에 따라 보이는데 연속으로 놓치면 후보는 46프레임 뒤 삭제되고, 막 확정된 물체(p = 0.949)는 46프레임, 상한(p = 0.99)의 물체는 66프레임 뒤 놓침이 되며, 놓침 물체는 26프레임 뒤 장기 기억 또는 삭제된다. 검출 3번이면 다시 상한에 이른다. 두 검출 사이에 보이는데 놓친 프레임이 30개 이하면 두 번째 검출로 확정된다.</w:t>
+      </w:r>
+    </w:p>
+    <w:p>
+      <w:pPr>
+        <w:spacing w:before="0" w:after="0" w:line="240" w:lineRule="auto"/>
+        <w:ind w:firstLine="227"/>
+        <w:jc w:val="both"/>
+      </w:pPr>
+      <w:r>
+        <w:rPr>
+          <w:b/>
+          <w:sz w:val="20"/>
+        </w:rPr>
+        <w:t>연결, 융합, 표시.</w:t>
+      </w:r>
+      <w:r>
+        <w:rPr>
+          <w:sz w:val="20"/>
+        </w:rPr>
+        <w:t xml:space="preserve"> 종류 C</w:t>
+      </w:r>
+      <w:r>
+        <w:rPr>
+          <w:sz w:val="20"/>
+          <w:vertAlign w:val="subscript"/>
+        </w:rPr>
+        <w:t>i</w:t>
+      </w:r>
+      <w:r>
+        <w:rPr>
+          <w:sz w:val="20"/>
+        </w:rPr>
+        <w:t>의 관측 z는 다음을 만족할 때 물체 i에 연결된다.</w:t>
+      </w:r>
+    </w:p>
+    <w:p>
+      <w:pPr>
+        <w:tabs>
+          <w:tab w:pos="2324" w:val="center"/>
+          <w:tab w:pos="4649" w:val="right"/>
+        </w:tabs>
+        <w:spacing w:before="60" w:after="60" w:line="240" w:lineRule="auto"/>
+        <w:ind w:firstLine="0"/>
+        <w:jc w:val="left"/>
+      </w:pPr>
+      <w:r>
+        <w:rPr>
+          <w:rFonts w:ascii="Cambria Math" w:hAnsi="Cambria Math"/>
+          <w:i w:val="0"/>
+          <w:sz w:val="20"/>
+        </w:rPr>
+        <w:tab/>
+      </w:r>
+      <w:r>
+        <w:rPr>
+          <w:rFonts w:ascii="Cambria Math" w:hAnsi="Cambria Math"/>
+          <w:i w:val="0"/>
+          <w:sz w:val="20"/>
+        </w:rPr>
+        <w:t>‖ t</w:t>
+      </w:r>
+      <w:r>
+        <w:rPr>
+          <w:rFonts w:ascii="Cambria Math" w:hAnsi="Cambria Math"/>
+          <w:i w:val="0"/>
+          <w:sz w:val="20"/>
+          <w:vertAlign w:val="subscript"/>
+        </w:rPr>
+        <w:t>W←Oi</w:t>
+      </w:r>
+      <w:r>
+        <w:rPr>
+          <w:rFonts w:ascii="Cambria Math" w:hAnsi="Cambria Math"/>
+          <w:i w:val="0"/>
+          <w:sz w:val="20"/>
+        </w:rPr>
+        <w:t xml:space="preserve"> − t</w:t>
+      </w:r>
+      <w:r>
+        <w:rPr>
+          <w:rFonts w:ascii="Cambria Math" w:hAnsi="Cambria Math"/>
+          <w:i w:val="0"/>
+          <w:sz w:val="20"/>
+          <w:vertAlign w:val="subscript"/>
+        </w:rPr>
+        <w:t>z</w:t>
+      </w:r>
+      <w:r>
+        <w:rPr>
+          <w:rFonts w:ascii="Cambria Math" w:hAnsi="Cambria Math"/>
+          <w:i w:val="0"/>
+          <w:sz w:val="20"/>
+        </w:rPr>
+        <w:t xml:space="preserve"> ‖ ≤ g · m(s</w:t>
+      </w:r>
+      <w:r>
+        <w:rPr>
+          <w:rFonts w:ascii="Cambria Math" w:hAnsi="Cambria Math"/>
+          <w:i w:val="0"/>
+          <w:sz w:val="20"/>
+          <w:vertAlign w:val="subscript"/>
+        </w:rPr>
+        <w:t>i</w:t>
+      </w:r>
+      <w:r>
+        <w:rPr>
+          <w:rFonts w:ascii="Cambria Math" w:hAnsi="Cambria Math"/>
+          <w:i w:val="0"/>
+          <w:sz w:val="20"/>
+        </w:rPr>
+        <w:t>)</w:t>
+      </w:r>
+      <w:r>
+        <w:rPr>
+          <w:sz w:val="20"/>
+        </w:rPr>
+        <w:tab/>
+        <w:t>(11)</w:t>
+      </w:r>
+    </w:p>
+    <w:p>
+      <w:pPr>
+        <w:spacing w:before="0" w:after="0" w:line="240" w:lineRule="auto"/>
+        <w:ind w:firstLine="0"/>
+        <w:jc w:val="both"/>
+      </w:pPr>
+      <w:r>
+        <w:rPr>
+          <w:sz w:val="20"/>
+        </w:rPr>
+        <w:t>g = 0.15 m, m(T) = 3, 그 밖은 m = 1이며, 가까운 쌍부터 1:1로 배정한다. 상자형 물체는 180° 뒤집힌 답이 잦아 회전은 연결 조건에서 뺀다. 위치는 누적 평균 t</w:t>
+      </w:r>
+      <w:r>
+        <w:rPr>
+          <w:sz w:val="20"/>
+          <w:vertAlign w:val="subscript"/>
+        </w:rPr>
+        <w:t>n</w:t>
+      </w:r>
+      <w:r>
+        <w:rPr>
+          <w:sz w:val="20"/>
+        </w:rPr>
+        <w:t xml:space="preserve"> = t</w:t>
+      </w:r>
+      <w:r>
+        <w:rPr>
+          <w:sz w:val="20"/>
+          <w:vertAlign w:val="subscript"/>
+        </w:rPr>
+        <w:t>n−1</w:t>
+      </w:r>
+      <w:r>
+        <w:rPr>
+          <w:sz w:val="20"/>
+        </w:rPr>
+        <w:t xml:space="preserve"> + (t</w:t>
+      </w:r>
+      <w:r>
+        <w:rPr>
+          <w:sz w:val="20"/>
+          <w:vertAlign w:val="subscript"/>
+        </w:rPr>
+        <w:t>z</w:t>
+      </w:r>
+      <w:r>
+        <w:rPr>
+          <w:sz w:val="20"/>
+        </w:rPr>
+        <w:t xml:space="preserve"> − t</w:t>
+      </w:r>
+      <w:r>
+        <w:rPr>
+          <w:sz w:val="20"/>
+          <w:vertAlign w:val="subscript"/>
+        </w:rPr>
+        <w:t>n−1</w:t>
+      </w:r>
+      <w:r>
+        <w:rPr>
+          <w:sz w:val="20"/>
+        </w:rPr>
+        <w:t>) / n, 방향은 30° 안 최다 득표(최대 8묶음, 대칭 물체는 먼저 맞춤)로 정한다. 놓침·장기 기억 물체도 연결 후보로 남아 다시 보이면 같은 번호를 되찾는다. 물체는 s</w:t>
+      </w:r>
+      <w:r>
+        <w:rPr>
+          <w:sz w:val="20"/>
+          <w:vertAlign w:val="subscript"/>
+        </w:rPr>
+        <w:t>i</w:t>
+      </w:r>
+      <w:r>
+        <w:rPr>
+          <w:sz w:val="20"/>
+        </w:rPr>
+        <w:t xml:space="preserve"> ∈ {A, L, M}이고 다음을 만족할 때만 표시한다.</w:t>
+      </w:r>
+    </w:p>
+    <w:p>
+      <w:pPr>
+        <w:tabs>
+          <w:tab w:pos="2324" w:val="center"/>
+          <w:tab w:pos="4649" w:val="right"/>
+        </w:tabs>
+        <w:spacing w:before="60" w:after="60" w:line="240" w:lineRule="auto"/>
+        <w:ind w:firstLine="0"/>
+        <w:jc w:val="left"/>
+      </w:pPr>
+      <w:r>
+        <w:rPr>
+          <w:rFonts w:ascii="Cambria Math" w:hAnsi="Cambria Math"/>
+          <w:i w:val="0"/>
+          <w:sz w:val="20"/>
+        </w:rPr>
+        <w:tab/>
+      </w:r>
+      <w:r>
+        <w:rPr>
+          <w:rFonts w:ascii="Cambria Math" w:hAnsi="Cambria Math"/>
+          <w:i w:val="0"/>
+          <w:sz w:val="20"/>
+        </w:rPr>
+        <w:t>ρ · n</w:t>
+      </w:r>
+      <w:r>
+        <w:rPr>
+          <w:rFonts w:ascii="Cambria Math" w:hAnsi="Cambria Math"/>
+          <w:i w:val="0"/>
+          <w:sz w:val="20"/>
+          <w:vertAlign w:val="subscript"/>
+        </w:rPr>
+        <w:t>i</w:t>
+      </w:r>
+      <w:r>
+        <w:rPr>
+          <w:rFonts w:ascii="Cambria Math" w:hAnsi="Cambria Math"/>
+          <w:i w:val="0"/>
+          <w:sz w:val="20"/>
+        </w:rPr>
+        <w:t xml:space="preserve"> ≥ max</w:t>
+      </w:r>
+      <w:r>
+        <w:rPr>
+          <w:rFonts w:ascii="Cambria Math" w:hAnsi="Cambria Math"/>
+          <w:i w:val="0"/>
+          <w:sz w:val="20"/>
+          <w:vertAlign w:val="subscript"/>
+        </w:rPr>
+        <w:t>j ∈ 𝒮i</w:t>
+      </w:r>
+      <w:r>
+        <w:rPr>
+          <w:rFonts w:ascii="Cambria Math" w:hAnsi="Cambria Math"/>
+          <w:i w:val="0"/>
+          <w:sz w:val="20"/>
+        </w:rPr>
+        <w:t xml:space="preserve"> n</w:t>
+      </w:r>
+      <w:r>
+        <w:rPr>
+          <w:rFonts w:ascii="Cambria Math" w:hAnsi="Cambria Math"/>
+          <w:i w:val="0"/>
+          <w:sz w:val="20"/>
+          <w:vertAlign w:val="subscript"/>
+        </w:rPr>
+        <w:t>j</w:t>
+      </w:r>
+      <w:r>
+        <w:rPr>
+          <w:sz w:val="20"/>
+        </w:rPr>
+        <w:tab/>
+        <w:t>(12)</w:t>
+      </w:r>
+    </w:p>
+    <w:p>
+      <w:pPr>
+        <w:spacing w:before="0" w:after="0" w:line="240" w:lineRule="auto"/>
+        <w:ind w:firstLine="0"/>
+        <w:jc w:val="both"/>
+      </w:pPr>
+      <w:r>
+        <w:rPr>
+          <w:sz w:val="20"/>
+        </w:rPr>
+        <w:t>𝒮</w:t>
+      </w:r>
+      <w:r>
+        <w:rPr>
+          <w:sz w:val="20"/>
+          <w:vertAlign w:val="subscript"/>
+        </w:rPr>
+        <w:t>i</w:t>
+      </w:r>
+      <w:r>
+        <w:rPr>
+          <w:sz w:val="20"/>
+        </w:rPr>
+        <w:t>는 상태가 A, L, M인 종류 C</w:t>
+      </w:r>
+      <w:r>
+        <w:rPr>
+          <w:sz w:val="20"/>
+          <w:vertAlign w:val="subscript"/>
+        </w:rPr>
+        <w:t>i</w:t>
+      </w:r>
+      <w:r>
+        <w:rPr>
+          <w:sz w:val="20"/>
+        </w:rPr>
+        <w:t>의 물체 집합이고 ρ = 5이다. 이 조건은 진짜 물체 옆의 높은 점수 오인식은 숨기고, 같은 종류의 진짜 물체 두 개는 남긴다. 사무실 주행은 확정 물체 8개(관측 14~29회)와 숨긴 후보 2개로 끝났다.</w:t>
+      </w:r>
+    </w:p>
+    <w:p>
+      <w:pPr>
+        <w:keepNext/>
+        <w:spacing w:before="120" w:after="60" w:line="240" w:lineRule="auto"/>
+        <w:ind w:firstLine="0"/>
+        <w:jc w:val="left"/>
+      </w:pPr>
+      <w:r>
+        <w:rPr>
+          <w:b/>
+          <w:i/>
+          <w:sz w:val="20"/>
+        </w:rPr>
+        <w:t>5.2 | 루프 클로저 갱신</w:t>
+      </w:r>
+    </w:p>
+    <w:p>
+      <w:pPr>
+        <w:spacing w:before="0" w:after="0" w:line="240" w:lineRule="auto"/>
+        <w:ind w:firstLine="0"/>
+        <w:jc w:val="both"/>
+      </w:pPr>
+      <w:r>
+        <w:rPr>
+          <w:sz w:val="20"/>
+        </w:rPr>
+        <w:t>SLAM이 키프레임을 보정하면(그림 1의 6번) 다음 키프레임 목록이 보정된 자세 T′</w:t>
+      </w:r>
+      <w:r>
+        <w:rPr>
+          <w:sz w:val="20"/>
+          <w:vertAlign w:val="subscript"/>
+        </w:rPr>
+        <w:t>W←Ki</w:t>
+      </w:r>
+      <w:r>
+        <w:rPr>
+          <w:sz w:val="20"/>
+        </w:rPr>
+        <w:t>를 실어 오고, 모든 물체는 다음과 같이 갱신된다.</w:t>
+      </w:r>
+    </w:p>
+    <w:p>
+      <w:pPr>
+        <w:tabs>
+          <w:tab w:pos="2324" w:val="center"/>
+          <w:tab w:pos="4649" w:val="right"/>
+        </w:tabs>
+        <w:spacing w:before="60" w:after="60" w:line="240" w:lineRule="auto"/>
+        <w:ind w:firstLine="0"/>
+        <w:jc w:val="left"/>
+      </w:pPr>
+      <w:r>
+        <w:rPr>
+          <w:rFonts w:ascii="Cambria Math" w:hAnsi="Cambria Math"/>
+          <w:i w:val="0"/>
+          <w:sz w:val="20"/>
+        </w:rPr>
+        <w:tab/>
+      </w:r>
+      <w:r>
+        <w:rPr>
+          <w:rFonts w:ascii="Cambria Math" w:hAnsi="Cambria Math"/>
+          <w:i w:val="0"/>
+          <w:sz w:val="20"/>
+        </w:rPr>
+        <w:t>T′</w:t>
+      </w:r>
+      <w:r>
+        <w:rPr>
+          <w:rFonts w:ascii="Cambria Math" w:hAnsi="Cambria Math"/>
+          <w:i w:val="0"/>
+          <w:sz w:val="20"/>
+          <w:vertAlign w:val="subscript"/>
+        </w:rPr>
+        <w:t>W←Oi</w:t>
+      </w:r>
+      <w:r>
+        <w:rPr>
+          <w:rFonts w:ascii="Cambria Math" w:hAnsi="Cambria Math"/>
+          <w:i w:val="0"/>
+          <w:sz w:val="20"/>
+        </w:rPr>
+        <w:t xml:space="preserve"> = T′</w:t>
+      </w:r>
+      <w:r>
+        <w:rPr>
+          <w:rFonts w:ascii="Cambria Math" w:hAnsi="Cambria Math"/>
+          <w:i w:val="0"/>
+          <w:sz w:val="20"/>
+          <w:vertAlign w:val="subscript"/>
+        </w:rPr>
+        <w:t>W←Ki</w:t>
+      </w:r>
+      <w:r>
+        <w:rPr>
+          <w:rFonts w:ascii="Cambria Math" w:hAnsi="Cambria Math"/>
+          <w:i w:val="0"/>
+          <w:sz w:val="20"/>
+        </w:rPr>
+        <w:t xml:space="preserve"> · T</w:t>
+      </w:r>
+      <w:r>
+        <w:rPr>
+          <w:rFonts w:ascii="Cambria Math" w:hAnsi="Cambria Math"/>
+          <w:i w:val="0"/>
+          <w:sz w:val="20"/>
+          <w:vertAlign w:val="subscript"/>
+        </w:rPr>
+        <w:t>Ki←Oi</w:t>
+      </w:r>
+      <w:r>
+        <w:rPr>
+          <w:sz w:val="20"/>
+        </w:rPr>
+        <w:tab/>
+        <w:t>(13)</w:t>
+      </w:r>
+    </w:p>
+    <w:p>
+      <w:pPr>
+        <w:spacing w:before="0" w:after="0" w:line="240" w:lineRule="auto"/>
+        <w:ind w:firstLine="0"/>
+        <w:jc w:val="both"/>
+      </w:pPr>
+      <w:r>
+        <w:rPr>
+          <w:sz w:val="20"/>
+        </w:rPr>
         <w:t>바뀌는 것은 키프레임 자세뿐이며 T</w:t>
       </w:r>
       <w:r>
@@ -2155,26 +3004,13 @@
           <w:sz w:val="20"/>
           <w:vertAlign w:val="subscript"/>
         </w:rPr>
-        <w:t>K_{i</w:t>
-      </w:r>
-      <w:r>
-        <w:rPr>
-          <w:sz w:val="20"/>
-        </w:rPr>
-        <w:t>←O</w:t>
-      </w:r>
-      <w:r>
-        <w:rPr>
-          <w:sz w:val="20"/>
-          <w:vertAlign w:val="subscript"/>
-        </w:rPr>
-        <w:t>i</w:t>
-      </w:r>
-      <w:r>
-        <w:rPr>
-          <w:sz w:val="20"/>
-        </w:rPr>
-        <w:t>}는 수정하지 않으므로, 한 키프레임에 고정된 물체들은 그 키프레임과 함께 이동한다. 고정 키프레임이 정리되면 직전 목록에서 가장 가까운 키프레임으로 옮겨 고정하고, 키프레임 자세가 바뀔 때마다 관측 기록으로 지도를 다시 만들 수 있다(308프레임에 75 ms). 화면에는 지도의 모든 물체를 그 영상 시각의 SLAM 자세로 15 Hz 투영하므로, 표시는 인식 속도와 무관하다.</w:t>
+        <w:t>Ki←Oi</w:t>
+      </w:r>
+      <w:r>
+        <w:rPr>
+          <w:sz w:val="20"/>
+        </w:rPr>
+        <w:t>는 수정하지 않으므로, 한 키프레임에 고정된 물체들은 그 키프레임과 함께 이동한다. 고정 키프레임이 정리되면 직전 목록에서 가장 가까운 키프레임으로 옮겨 고정하고, 키프레임 자세가 바뀔 때마다 관측 기록으로 지도를 다시 만들 수 있다(308프레임에 75 ms). 화면에는 지도의 모든 물체를 그 영상 시각의 SLAM 자세로 15 Hz 투영하므로, 표시는 인식 속도와 무관하다.</w:t>
       </w:r>
     </w:p>
     <w:p>
